--- a/FuentesCurso/UD 04. Gestion de imagenes en Docker/UD 04.04 - Caso practico 02 - Apache2 con PHP desde Alpine.docx
+++ b/FuentesCurso/UD 04. Gestion de imagenes en Docker/UD 04.04 - Caso practico 02 - Apache2 con PHP desde Alpine.docx
@@ -22,12 +22,13 @@
         <w:rPr>
           <w:rFonts w:ascii="Proxima Nova" w:cs="Proxima Nova" w:eastAsia="Proxima Nova" w:hAnsi="Proxima Nova"/>
           <w:b w:val="0"/>
+          <w:bCs w:val="0"/>
           <w:color w:val="669966"/>
           <w:sz w:val="48"/>
           <w:szCs w:val="48"/>
           <w:rtl w:val="0"/>
         </w:rPr>
-        <w:t xml:space="preserve">Introducción a Docker</w:t>
+        <w:t xml:space="preserve">Introducción a Docker y Kubernetes</w:t>
       </w:r>
       <w:r>
         <w:rPr>
@@ -73,12 +74,12 @@
           <wp:inline distB="114300" distT="114300" distL="114300" distR="114300">
             <wp:extent cx="447675" cy="57150"/>
             <wp:effectExtent b="0" l="0" r="0" t="0"/>
-            <wp:docPr descr="short line" id="4" name="image5.png"/>
+            <wp:docPr descr="short line" id="4" name="image3.png"/>
             <a:graphic>
               <a:graphicData uri="http://schemas.openxmlformats.org/drawingml/2006/picture">
                 <pic:pic>
                   <pic:nvPicPr>
-                    <pic:cNvPr descr="short line" id="0" name="image5.png"/>
+                    <pic:cNvPr descr="short line" id="0" name="image3.png"/>
                     <pic:cNvPicPr preferRelativeResize="0"/>
                   </pic:nvPicPr>
                   <pic:blipFill>
@@ -147,12 +148,12 @@
           <wp:inline distB="114300" distT="114300" distL="114300" distR="114300">
             <wp:extent cx="6120000" cy="444500"/>
             <wp:effectExtent b="0" l="0" r="0" t="0"/>
-            <wp:docPr id="2" name="image2.png"/>
+            <wp:docPr id="2" name="image1.png"/>
             <a:graphic>
               <a:graphicData uri="http://schemas.openxmlformats.org/drawingml/2006/picture">
                 <pic:pic>
                   <pic:nvPicPr>
-                    <pic:cNvPr id="0" name="image2.png"/>
+                    <pic:cNvPr id="0" name="image1.png"/>
                     <pic:cNvPicPr preferRelativeResize="0"/>
                   </pic:nvPicPr>
                   <pic:blipFill>
@@ -292,7 +293,7 @@
           <w:szCs w:val="32"/>
           <w:rtl w:val="0"/>
         </w:rPr>
-        <w:t xml:space="preserve">Actualizado Febrero 2025</w:t>
+        <w:t xml:space="preserve">Actualizado Enero 2026</w:t>
       </w:r>
     </w:p>
     <w:p>
@@ -323,6 +324,7 @@
         <w:rPr>
           <w:rFonts w:ascii="Verdana" w:cs="Verdana" w:eastAsia="Verdana" w:hAnsi="Verdana"/>
           <w:b w:val="1"/>
+          <w:bCs w:val="1"/>
           <w:sz w:val="20"/>
           <w:szCs w:val="20"/>
         </w:rPr>
@@ -347,6 +349,7 @@
         <w:rPr>
           <w:rFonts w:ascii="Verdana" w:cs="Verdana" w:eastAsia="Verdana" w:hAnsi="Verdana"/>
           <w:b w:val="1"/>
+          <w:bCs w:val="1"/>
           <w:sz w:val="20"/>
           <w:szCs w:val="20"/>
           <w:rtl w:val="0"/>
@@ -375,12 +378,12 @@
             <wp:extent cx="922564" cy="322898"/>
             <wp:effectExtent b="0" l="0" r="0" t="0"/>
             <wp:wrapSquare wrapText="bothSides" distB="57150" distT="57150" distL="57150" distR="57150"/>
-            <wp:docPr id="3" name="image3.png"/>
+            <wp:docPr id="3" name="image2.png"/>
             <a:graphic>
               <a:graphicData uri="http://schemas.openxmlformats.org/drawingml/2006/picture">
                 <pic:pic>
                   <pic:nvPicPr>
-                    <pic:cNvPr id="0" name="image3.png"/>
+                    <pic:cNvPr id="0" name="image2.png"/>
                     <pic:cNvPicPr preferRelativeResize="0"/>
                   </pic:nvPicPr>
                   <pic:blipFill>
@@ -465,6 +468,7 @@
         <w:ind w:left="0" w:right="57" w:firstLine="0"/>
         <w:rPr>
           <w:b w:val="1"/>
+          <w:bCs w:val="1"/>
         </w:rPr>
       </w:pPr>
       <w:r>
@@ -478,6 +482,7 @@
       <w:r>
         <w:rPr>
           <w:b w:val="1"/>
+          <w:bCs w:val="1"/>
           <w:rtl w:val="0"/>
         </w:rPr>
         <w:t xml:space="preserve">Importante</w:t>
@@ -508,6 +513,7 @@
         <w:ind w:left="0" w:right="57" w:firstLine="0"/>
         <w:rPr>
           <w:b w:val="1"/>
+          <w:bCs w:val="1"/>
         </w:rPr>
       </w:pPr>
       <w:r>
@@ -531,6 +537,7 @@
       <w:r>
         <w:rPr>
           <w:b w:val="1"/>
+          <w:bCs w:val="1"/>
           <w:rtl w:val="0"/>
         </w:rPr>
         <w:t xml:space="preserve">Atención</w:t>
@@ -561,6 +568,7 @@
         <w:ind w:left="0" w:right="57" w:firstLine="0"/>
         <w:rPr>
           <w:b w:val="1"/>
+          <w:bCs w:val="1"/>
         </w:rPr>
       </w:pPr>
       <w:r>
@@ -580,6 +588,7 @@
       <w:r>
         <w:rPr>
           <w:b w:val="1"/>
+          <w:bCs w:val="1"/>
           <w:rtl w:val="0"/>
         </w:rPr>
         <w:t xml:space="preserve">Interesante</w:t>
@@ -587,7 +596,7 @@
     </w:p>
     <w:sdt>
       <w:sdtPr>
-        <w:id w:val="-495180512"/>
+        <w:id w:val="1961852831"/>
         <w:docPartObj>
           <w:docPartGallery w:val="Table of Contents"/>
           <w:docPartUnique w:val="1"/>
@@ -604,7 +613,9 @@
             <w:rPr>
               <w:rFonts w:ascii="Arial" w:cs="Arial" w:eastAsia="Arial" w:hAnsi="Arial"/>
               <w:b w:val="1"/>
+              <w:bCs w:val="1"/>
               <w:i w:val="0"/>
+              <w:iCs w:val="0"/>
               <w:smallCaps w:val="0"/>
               <w:strike w:val="0"/>
               <w:color w:val="000000"/>
@@ -625,7 +636,9 @@
               <w:rPr>
                 <w:rFonts w:ascii="Calibri" w:cs="Calibri" w:eastAsia="Calibri" w:hAnsi="Calibri"/>
                 <w:b w:val="1"/>
+                <w:bCs w:val="1"/>
                 <w:i w:val="0"/>
+                <w:iCs w:val="0"/>
                 <w:smallCaps w:val="0"/>
                 <w:strike w:val="0"/>
                 <w:color w:val="000000"/>
@@ -657,7 +670,9 @@
             <w:rPr>
               <w:rFonts w:ascii="Arial" w:cs="Arial" w:eastAsia="Arial" w:hAnsi="Arial"/>
               <w:b w:val="1"/>
+              <w:bCs w:val="1"/>
               <w:i w:val="0"/>
+              <w:iCs w:val="0"/>
               <w:smallCaps w:val="0"/>
               <w:strike w:val="0"/>
               <w:color w:val="000000"/>
@@ -673,7 +688,9 @@
               <w:rPr>
                 <w:rFonts w:ascii="Calibri" w:cs="Calibri" w:eastAsia="Calibri" w:hAnsi="Calibri"/>
                 <w:b w:val="1"/>
+                <w:bCs w:val="1"/>
                 <w:i w:val="0"/>
+                <w:iCs w:val="0"/>
                 <w:smallCaps w:val="0"/>
                 <w:strike w:val="0"/>
                 <w:color w:val="000000"/>
@@ -705,7 +722,9 @@
             <w:rPr>
               <w:rFonts w:ascii="Arial" w:cs="Arial" w:eastAsia="Arial" w:hAnsi="Arial"/>
               <w:b w:val="1"/>
+              <w:bCs w:val="1"/>
               <w:i w:val="0"/>
+              <w:iCs w:val="0"/>
               <w:smallCaps w:val="0"/>
               <w:strike w:val="0"/>
               <w:color w:val="000000"/>
@@ -721,7 +740,9 @@
               <w:rPr>
                 <w:rFonts w:ascii="Calibri" w:cs="Calibri" w:eastAsia="Calibri" w:hAnsi="Calibri"/>
                 <w:b w:val="1"/>
+                <w:bCs w:val="1"/>
                 <w:i w:val="0"/>
+                <w:iCs w:val="0"/>
                 <w:smallCaps w:val="0"/>
                 <w:strike w:val="0"/>
                 <w:color w:val="000000"/>
@@ -753,7 +774,9 @@
             <w:rPr>
               <w:rFonts w:ascii="Arial" w:cs="Arial" w:eastAsia="Arial" w:hAnsi="Arial"/>
               <w:b w:val="1"/>
+              <w:bCs w:val="1"/>
               <w:i w:val="0"/>
+              <w:iCs w:val="0"/>
               <w:smallCaps w:val="0"/>
               <w:strike w:val="0"/>
               <w:color w:val="000000"/>
@@ -769,7 +792,9 @@
               <w:rPr>
                 <w:rFonts w:ascii="Calibri" w:cs="Calibri" w:eastAsia="Calibri" w:hAnsi="Calibri"/>
                 <w:b w:val="1"/>
+                <w:bCs w:val="1"/>
                 <w:i w:val="0"/>
+                <w:iCs w:val="0"/>
                 <w:smallCaps w:val="0"/>
                 <w:strike w:val="0"/>
                 <w:color w:val="000000"/>
@@ -801,7 +826,9 @@
             <w:rPr>
               <w:rFonts w:ascii="Arial" w:cs="Arial" w:eastAsia="Arial" w:hAnsi="Arial"/>
               <w:b w:val="1"/>
+              <w:bCs w:val="1"/>
               <w:i w:val="0"/>
+              <w:iCs w:val="0"/>
               <w:smallCaps w:val="0"/>
               <w:strike w:val="0"/>
               <w:color w:val="000000"/>
@@ -817,7 +844,9 @@
               <w:rPr>
                 <w:rFonts w:ascii="Calibri" w:cs="Calibri" w:eastAsia="Calibri" w:hAnsi="Calibri"/>
                 <w:b w:val="1"/>
+                <w:bCs w:val="1"/>
                 <w:i w:val="0"/>
+                <w:iCs w:val="0"/>
                 <w:smallCaps w:val="0"/>
                 <w:strike w:val="0"/>
                 <w:color w:val="000000"/>
@@ -932,7 +961,9 @@
       <w:r>
         <w:rPr>
           <w:b w:val="1"/>
+          <w:bCs w:val="1"/>
           <w:i w:val="1"/>
+          <w:iCs w:val="1"/>
           <w:rtl w:val="0"/>
         </w:rPr>
         <w:t xml:space="preserve">&lt;?php  phpinfo(); ?&gt;</w:t>
@@ -982,7 +1013,9 @@
       <w:r>
         <w:rPr>
           <w:b w:val="1"/>
+          <w:bCs w:val="1"/>
           <w:i w:val="1"/>
+          <w:iCs w:val="1"/>
           <w:rtl w:val="0"/>
         </w:rPr>
         <w:t xml:space="preserve">&lt;?php  phpinfo(); ?&gt;</w:t>
@@ -1022,7 +1055,9 @@
       <w:r>
         <w:rPr>
           <w:b w:val="1"/>
+          <w:bCs w:val="1"/>
           <w:i w:val="1"/>
+          <w:iCs w:val="1"/>
           <w:rtl w:val="0"/>
         </w:rPr>
         <w:t xml:space="preserve">start.sh</w:t>
@@ -1088,6 +1123,7 @@
               <w:rPr>
                 <w:rFonts w:ascii="Consolas" w:cs="Consolas" w:eastAsia="Consolas" w:hAnsi="Consolas"/>
                 <w:i w:val="1"/>
+                <w:iCs w:val="1"/>
                 <w:color w:val="999988"/>
                 <w:shd w:fill="f8f8f8" w:val="clear"/>
                 <w:rtl w:val="0"/>
@@ -1107,6 +1143,7 @@
               <w:rPr>
                 <w:rFonts w:ascii="Consolas" w:cs="Consolas" w:eastAsia="Consolas" w:hAnsi="Consolas"/>
                 <w:i w:val="1"/>
+                <w:iCs w:val="1"/>
                 <w:color w:val="999988"/>
                 <w:shd w:fill="f8f8f8" w:val="clear"/>
                 <w:rtl w:val="0"/>
@@ -1171,7 +1208,9 @@
       <w:r>
         <w:rPr>
           <w:b w:val="1"/>
+          <w:bCs w:val="1"/>
           <w:i w:val="1"/>
+          <w:iCs w:val="1"/>
           <w:rtl w:val="0"/>
         </w:rPr>
         <w:t xml:space="preserve">Dockerfile</w:t>
@@ -1234,6 +1273,7 @@
               <w:rPr>
                 <w:rFonts w:ascii="Consolas" w:cs="Consolas" w:eastAsia="Consolas" w:hAnsi="Consolas"/>
                 <w:i w:val="1"/>
+                <w:iCs w:val="1"/>
                 <w:color w:val="999988"/>
                 <w:shd w:fill="f8f8f8" w:val="clear"/>
               </w:rPr>
@@ -1242,7 +1282,9 @@
               <w:rPr>
                 <w:rFonts w:ascii="Consolas" w:cs="Consolas" w:eastAsia="Consolas" w:hAnsi="Consolas"/>
                 <w:b w:val="1"/>
-                <w:i w:val="1"/>
+                <w:bCs w:val="1"/>
+                <w:i w:val="1"/>
+                <w:iCs w:val="1"/>
                 <w:color w:val="333333"/>
                 <w:shd w:fill="f8f8f8" w:val="clear"/>
                 <w:rtl w:val="0"/>
@@ -1253,6 +1295,7 @@
               <w:rPr>
                 <w:rFonts w:ascii="Consolas" w:cs="Consolas" w:eastAsia="Consolas" w:hAnsi="Consolas"/>
                 <w:i w:val="1"/>
+                <w:iCs w:val="1"/>
                 <w:color w:val="333333"/>
                 <w:shd w:fill="f8f8f8" w:val="clear"/>
                 <w:rtl w:val="0"/>
@@ -1264,7 +1307,9 @@
               <w:rPr>
                 <w:rFonts w:ascii="Consolas" w:cs="Consolas" w:eastAsia="Consolas" w:hAnsi="Consolas"/>
                 <w:b w:val="1"/>
-                <w:i w:val="1"/>
+                <w:bCs w:val="1"/>
+                <w:i w:val="1"/>
+                <w:iCs w:val="1"/>
                 <w:color w:val="333333"/>
                 <w:shd w:fill="f8f8f8" w:val="clear"/>
                 <w:rtl w:val="0"/>
@@ -1275,6 +1320,7 @@
               <w:rPr>
                 <w:rFonts w:ascii="Consolas" w:cs="Consolas" w:eastAsia="Consolas" w:hAnsi="Consolas"/>
                 <w:i w:val="1"/>
+                <w:iCs w:val="1"/>
                 <w:color w:val="333333"/>
                 <w:shd w:fill="f8f8f8" w:val="clear"/>
                 <w:rtl w:val="0"/>
@@ -1286,6 +1332,7 @@
               <w:rPr>
                 <w:rFonts w:ascii="Consolas" w:cs="Consolas" w:eastAsia="Consolas" w:hAnsi="Consolas"/>
                 <w:i w:val="1"/>
+                <w:iCs w:val="1"/>
                 <w:color w:val="999988"/>
                 <w:shd w:fill="f8f8f8" w:val="clear"/>
                 <w:rtl w:val="0"/>
@@ -1296,6 +1343,7 @@
               <w:rPr>
                 <w:rFonts w:ascii="Consolas" w:cs="Consolas" w:eastAsia="Consolas" w:hAnsi="Consolas"/>
                 <w:i w:val="1"/>
+                <w:iCs w:val="1"/>
                 <w:color w:val="333333"/>
                 <w:shd w:fill="f8f8f8" w:val="clear"/>
                 <w:rtl w:val="0"/>
@@ -1306,7 +1354,9 @@
               <w:rPr>
                 <w:rFonts w:ascii="Consolas" w:cs="Consolas" w:eastAsia="Consolas" w:hAnsi="Consolas"/>
                 <w:b w:val="1"/>
-                <w:i w:val="1"/>
+                <w:bCs w:val="1"/>
+                <w:i w:val="1"/>
+                <w:iCs w:val="1"/>
                 <w:color w:val="333333"/>
                 <w:shd w:fill="f8f8f8" w:val="clear"/>
                 <w:rtl w:val="0"/>
@@ -1317,6 +1367,7 @@
               <w:rPr>
                 <w:rFonts w:ascii="Consolas" w:cs="Consolas" w:eastAsia="Consolas" w:hAnsi="Consolas"/>
                 <w:i w:val="1"/>
+                <w:iCs w:val="1"/>
                 <w:color w:val="333333"/>
                 <w:shd w:fill="f8f8f8" w:val="clear"/>
                 <w:rtl w:val="0"/>
@@ -1328,6 +1379,7 @@
               <w:rPr>
                 <w:rFonts w:ascii="Consolas" w:cs="Consolas" w:eastAsia="Consolas" w:hAnsi="Consolas"/>
                 <w:i w:val="1"/>
+                <w:iCs w:val="1"/>
                 <w:color w:val="999988"/>
                 <w:shd w:fill="f8f8f8" w:val="clear"/>
                 <w:rtl w:val="0"/>
@@ -1338,6 +1390,7 @@
               <w:rPr>
                 <w:rFonts w:ascii="Consolas" w:cs="Consolas" w:eastAsia="Consolas" w:hAnsi="Consolas"/>
                 <w:i w:val="1"/>
+                <w:iCs w:val="1"/>
                 <w:color w:val="333333"/>
                 <w:shd w:fill="f8f8f8" w:val="clear"/>
                 <w:rtl w:val="0"/>
@@ -1348,7 +1401,9 @@
               <w:rPr>
                 <w:rFonts w:ascii="Consolas" w:cs="Consolas" w:eastAsia="Consolas" w:hAnsi="Consolas"/>
                 <w:b w:val="1"/>
-                <w:i w:val="1"/>
+                <w:bCs w:val="1"/>
+                <w:i w:val="1"/>
+                <w:iCs w:val="1"/>
                 <w:color w:val="333333"/>
                 <w:shd w:fill="f8f8f8" w:val="clear"/>
                 <w:rtl w:val="0"/>
@@ -1359,6 +1414,7 @@
               <w:rPr>
                 <w:rFonts w:ascii="Consolas" w:cs="Consolas" w:eastAsia="Consolas" w:hAnsi="Consolas"/>
                 <w:i w:val="1"/>
+                <w:iCs w:val="1"/>
                 <w:color w:val="333333"/>
                 <w:shd w:fill="f8f8f8" w:val="clear"/>
                 <w:rtl w:val="0"/>
@@ -1370,6 +1426,7 @@
               <w:rPr>
                 <w:rFonts w:ascii="Consolas" w:cs="Consolas" w:eastAsia="Consolas" w:hAnsi="Consolas"/>
                 <w:i w:val="1"/>
+                <w:iCs w:val="1"/>
                 <w:color w:val="999988"/>
                 <w:shd w:fill="f8f8f8" w:val="clear"/>
                 <w:rtl w:val="0"/>
@@ -1380,6 +1437,7 @@
               <w:rPr>
                 <w:rFonts w:ascii="Consolas" w:cs="Consolas" w:eastAsia="Consolas" w:hAnsi="Consolas"/>
                 <w:i w:val="1"/>
+                <w:iCs w:val="1"/>
                 <w:color w:val="333333"/>
                 <w:shd w:fill="f8f8f8" w:val="clear"/>
                 <w:rtl w:val="0"/>
@@ -1390,6 +1448,7 @@
               <w:rPr>
                 <w:rFonts w:ascii="Consolas" w:cs="Consolas" w:eastAsia="Consolas" w:hAnsi="Consolas"/>
                 <w:i w:val="1"/>
+                <w:iCs w:val="1"/>
                 <w:color w:val="999988"/>
                 <w:shd w:fill="f8f8f8" w:val="clear"/>
                 <w:rtl w:val="0"/>
@@ -1400,6 +1459,7 @@
               <w:rPr>
                 <w:rFonts w:ascii="Consolas" w:cs="Consolas" w:eastAsia="Consolas" w:hAnsi="Consolas"/>
                 <w:i w:val="1"/>
+                <w:iCs w:val="1"/>
                 <w:color w:val="333333"/>
                 <w:shd w:fill="f8f8f8" w:val="clear"/>
                 <w:rtl w:val="0"/>
@@ -1410,6 +1470,7 @@
               <w:rPr>
                 <w:rFonts w:ascii="Consolas" w:cs="Consolas" w:eastAsia="Consolas" w:hAnsi="Consolas"/>
                 <w:i w:val="1"/>
+                <w:iCs w:val="1"/>
                 <w:color w:val="999988"/>
                 <w:shd w:fill="f8f8f8" w:val="clear"/>
                 <w:rtl w:val="0"/>
@@ -1420,6 +1481,7 @@
               <w:rPr>
                 <w:rFonts w:ascii="Consolas" w:cs="Consolas" w:eastAsia="Consolas" w:hAnsi="Consolas"/>
                 <w:i w:val="1"/>
+                <w:iCs w:val="1"/>
                 <w:color w:val="333333"/>
                 <w:shd w:fill="f8f8f8" w:val="clear"/>
                 <w:rtl w:val="0"/>
@@ -1430,7 +1492,9 @@
               <w:rPr>
                 <w:rFonts w:ascii="Consolas" w:cs="Consolas" w:eastAsia="Consolas" w:hAnsi="Consolas"/>
                 <w:b w:val="1"/>
-                <w:i w:val="1"/>
+                <w:bCs w:val="1"/>
+                <w:i w:val="1"/>
+                <w:iCs w:val="1"/>
                 <w:color w:val="333333"/>
                 <w:shd w:fill="f8f8f8" w:val="clear"/>
                 <w:rtl w:val="0"/>
@@ -1441,6 +1505,7 @@
               <w:rPr>
                 <w:rFonts w:ascii="Consolas" w:cs="Consolas" w:eastAsia="Consolas" w:hAnsi="Consolas"/>
                 <w:i w:val="1"/>
+                <w:iCs w:val="1"/>
                 <w:color w:val="333333"/>
                 <w:shd w:fill="f8f8f8" w:val="clear"/>
                 <w:rtl w:val="0"/>
@@ -1454,6 +1519,7 @@
               <w:rPr>
                 <w:rFonts w:ascii="Consolas" w:cs="Consolas" w:eastAsia="Consolas" w:hAnsi="Consolas"/>
                 <w:i w:val="1"/>
+                <w:iCs w:val="1"/>
                 <w:color w:val="999988"/>
                 <w:shd w:fill="f8f8f8" w:val="clear"/>
                 <w:rtl w:val="0"/>
@@ -1464,6 +1530,7 @@
               <w:rPr>
                 <w:rFonts w:ascii="Consolas" w:cs="Consolas" w:eastAsia="Consolas" w:hAnsi="Consolas"/>
                 <w:i w:val="1"/>
+                <w:iCs w:val="1"/>
                 <w:color w:val="333333"/>
                 <w:shd w:fill="f8f8f8" w:val="clear"/>
                 <w:rtl w:val="0"/>
@@ -1474,6 +1541,7 @@
               <w:rPr>
                 <w:rFonts w:ascii="Consolas" w:cs="Consolas" w:eastAsia="Consolas" w:hAnsi="Consolas"/>
                 <w:i w:val="1"/>
+                <w:iCs w:val="1"/>
                 <w:color w:val="999988"/>
                 <w:shd w:fill="f8f8f8" w:val="clear"/>
                 <w:rtl w:val="0"/>
@@ -1484,6 +1552,7 @@
               <w:rPr>
                 <w:rFonts w:ascii="Consolas" w:cs="Consolas" w:eastAsia="Consolas" w:hAnsi="Consolas"/>
                 <w:i w:val="1"/>
+                <w:iCs w:val="1"/>
                 <w:color w:val="333333"/>
                 <w:shd w:fill="f8f8f8" w:val="clear"/>
                 <w:rtl w:val="0"/>
@@ -1494,6 +1563,7 @@
               <w:rPr>
                 <w:rFonts w:ascii="Consolas" w:cs="Consolas" w:eastAsia="Consolas" w:hAnsi="Consolas"/>
                 <w:i w:val="1"/>
+                <w:iCs w:val="1"/>
                 <w:color w:val="999988"/>
                 <w:shd w:fill="f8f8f8" w:val="clear"/>
                 <w:rtl w:val="0"/>
@@ -1504,6 +1574,7 @@
               <w:rPr>
                 <w:rFonts w:ascii="Consolas" w:cs="Consolas" w:eastAsia="Consolas" w:hAnsi="Consolas"/>
                 <w:i w:val="1"/>
+                <w:iCs w:val="1"/>
                 <w:color w:val="333333"/>
                 <w:shd w:fill="f8f8f8" w:val="clear"/>
                 <w:rtl w:val="0"/>
@@ -1515,6 +1586,7 @@
               <w:rPr>
                 <w:rFonts w:ascii="Consolas" w:cs="Consolas" w:eastAsia="Consolas" w:hAnsi="Consolas"/>
                 <w:i w:val="1"/>
+                <w:iCs w:val="1"/>
                 <w:color w:val="999988"/>
                 <w:shd w:fill="f8f8f8" w:val="clear"/>
                 <w:rtl w:val="0"/>
@@ -1525,6 +1597,7 @@
               <w:rPr>
                 <w:rFonts w:ascii="Consolas" w:cs="Consolas" w:eastAsia="Consolas" w:hAnsi="Consolas"/>
                 <w:i w:val="1"/>
+                <w:iCs w:val="1"/>
                 <w:color w:val="333333"/>
                 <w:shd w:fill="f8f8f8" w:val="clear"/>
                 <w:rtl w:val="0"/>
@@ -1535,6 +1608,7 @@
               <w:rPr>
                 <w:rFonts w:ascii="Consolas" w:cs="Consolas" w:eastAsia="Consolas" w:hAnsi="Consolas"/>
                 <w:i w:val="1"/>
+                <w:iCs w:val="1"/>
                 <w:color w:val="999988"/>
                 <w:shd w:fill="f8f8f8" w:val="clear"/>
                 <w:rtl w:val="0"/>
@@ -1545,6 +1619,7 @@
               <w:rPr>
                 <w:rFonts w:ascii="Consolas" w:cs="Consolas" w:eastAsia="Consolas" w:hAnsi="Consolas"/>
                 <w:i w:val="1"/>
+                <w:iCs w:val="1"/>
                 <w:color w:val="333333"/>
                 <w:shd w:fill="f8f8f8" w:val="clear"/>
                 <w:rtl w:val="0"/>
@@ -1555,6 +1630,7 @@
               <w:rPr>
                 <w:rFonts w:ascii="Consolas" w:cs="Consolas" w:eastAsia="Consolas" w:hAnsi="Consolas"/>
                 <w:i w:val="1"/>
+                <w:iCs w:val="1"/>
                 <w:color w:val="999988"/>
                 <w:shd w:fill="f8f8f8" w:val="clear"/>
                 <w:rtl w:val="0"/>
@@ -1565,6 +1641,7 @@
               <w:rPr>
                 <w:rFonts w:ascii="Consolas" w:cs="Consolas" w:eastAsia="Consolas" w:hAnsi="Consolas"/>
                 <w:i w:val="1"/>
+                <w:iCs w:val="1"/>
                 <w:color w:val="333333"/>
                 <w:shd w:fill="f8f8f8" w:val="clear"/>
                 <w:rtl w:val="0"/>
@@ -1575,7 +1652,9 @@
               <w:rPr>
                 <w:rFonts w:ascii="Consolas" w:cs="Consolas" w:eastAsia="Consolas" w:hAnsi="Consolas"/>
                 <w:b w:val="1"/>
-                <w:i w:val="1"/>
+                <w:bCs w:val="1"/>
+                <w:i w:val="1"/>
+                <w:iCs w:val="1"/>
                 <w:color w:val="333333"/>
                 <w:shd w:fill="f8f8f8" w:val="clear"/>
                 <w:rtl w:val="0"/>
@@ -1586,6 +1665,7 @@
               <w:rPr>
                 <w:rFonts w:ascii="Consolas" w:cs="Consolas" w:eastAsia="Consolas" w:hAnsi="Consolas"/>
                 <w:i w:val="1"/>
+                <w:iCs w:val="1"/>
                 <w:color w:val="333333"/>
                 <w:shd w:fill="f8f8f8" w:val="clear"/>
                 <w:rtl w:val="0"/>
@@ -1597,6 +1677,7 @@
               <w:rPr>
                 <w:rFonts w:ascii="Consolas" w:cs="Consolas" w:eastAsia="Consolas" w:hAnsi="Consolas"/>
                 <w:i w:val="1"/>
+                <w:iCs w:val="1"/>
                 <w:color w:val="999988"/>
                 <w:shd w:fill="f8f8f8" w:val="clear"/>
                 <w:rtl w:val="0"/>
@@ -1607,6 +1688,7 @@
               <w:rPr>
                 <w:rFonts w:ascii="Consolas" w:cs="Consolas" w:eastAsia="Consolas" w:hAnsi="Consolas"/>
                 <w:i w:val="1"/>
+                <w:iCs w:val="1"/>
                 <w:color w:val="333333"/>
                 <w:shd w:fill="f8f8f8" w:val="clear"/>
                 <w:rtl w:val="0"/>
@@ -1617,6 +1699,7 @@
               <w:rPr>
                 <w:rFonts w:ascii="Consolas" w:cs="Consolas" w:eastAsia="Consolas" w:hAnsi="Consolas"/>
                 <w:i w:val="1"/>
+                <w:iCs w:val="1"/>
                 <w:color w:val="999988"/>
                 <w:shd w:fill="f8f8f8" w:val="clear"/>
                 <w:rtl w:val="0"/>
@@ -1627,6 +1710,7 @@
               <w:rPr>
                 <w:rFonts w:ascii="Consolas" w:cs="Consolas" w:eastAsia="Consolas" w:hAnsi="Consolas"/>
                 <w:i w:val="1"/>
+                <w:iCs w:val="1"/>
                 <w:color w:val="333333"/>
                 <w:shd w:fill="f8f8f8" w:val="clear"/>
                 <w:rtl w:val="0"/>
@@ -1637,7 +1721,9 @@
               <w:rPr>
                 <w:rFonts w:ascii="Consolas" w:cs="Consolas" w:eastAsia="Consolas" w:hAnsi="Consolas"/>
                 <w:b w:val="1"/>
-                <w:i w:val="1"/>
+                <w:bCs w:val="1"/>
+                <w:i w:val="1"/>
+                <w:iCs w:val="1"/>
                 <w:color w:val="333333"/>
                 <w:shd w:fill="f8f8f8" w:val="clear"/>
                 <w:rtl w:val="0"/>
@@ -1648,6 +1734,7 @@
               <w:rPr>
                 <w:rFonts w:ascii="Consolas" w:cs="Consolas" w:eastAsia="Consolas" w:hAnsi="Consolas"/>
                 <w:i w:val="1"/>
+                <w:iCs w:val="1"/>
                 <w:color w:val="333333"/>
                 <w:shd w:fill="f8f8f8" w:val="clear"/>
                 <w:rtl w:val="0"/>
@@ -1659,6 +1746,7 @@
               <w:rPr>
                 <w:rFonts w:ascii="Consolas" w:cs="Consolas" w:eastAsia="Consolas" w:hAnsi="Consolas"/>
                 <w:i w:val="1"/>
+                <w:iCs w:val="1"/>
                 <w:color w:val="999988"/>
                 <w:shd w:fill="f8f8f8" w:val="clear"/>
                 <w:rtl w:val="0"/>
@@ -1669,6 +1757,7 @@
               <w:rPr>
                 <w:rFonts w:ascii="Consolas" w:cs="Consolas" w:eastAsia="Consolas" w:hAnsi="Consolas"/>
                 <w:i w:val="1"/>
+                <w:iCs w:val="1"/>
                 <w:color w:val="333333"/>
                 <w:shd w:fill="f8f8f8" w:val="clear"/>
                 <w:rtl w:val="0"/>
@@ -1679,7 +1768,9 @@
               <w:rPr>
                 <w:rFonts w:ascii="Consolas" w:cs="Consolas" w:eastAsia="Consolas" w:hAnsi="Consolas"/>
                 <w:b w:val="1"/>
-                <w:i w:val="1"/>
+                <w:bCs w:val="1"/>
+                <w:i w:val="1"/>
+                <w:iCs w:val="1"/>
                 <w:color w:val="333333"/>
                 <w:shd w:fill="f8f8f8" w:val="clear"/>
                 <w:rtl w:val="0"/>
@@ -1690,6 +1781,7 @@
               <w:rPr>
                 <w:rFonts w:ascii="Consolas" w:cs="Consolas" w:eastAsia="Consolas" w:hAnsi="Consolas"/>
                 <w:i w:val="1"/>
+                <w:iCs w:val="1"/>
                 <w:color w:val="333333"/>
                 <w:shd w:fill="f8f8f8" w:val="clear"/>
                 <w:rtl w:val="0"/>
@@ -1700,6 +1792,7 @@
               <w:rPr>
                 <w:rFonts w:ascii="Consolas" w:cs="Consolas" w:eastAsia="Consolas" w:hAnsi="Consolas"/>
                 <w:i w:val="1"/>
+                <w:iCs w:val="1"/>
                 <w:color w:val="008080"/>
                 <w:shd w:fill="f8f8f8" w:val="clear"/>
                 <w:rtl w:val="0"/>
@@ -1710,6 +1803,7 @@
               <w:rPr>
                 <w:rFonts w:ascii="Consolas" w:cs="Consolas" w:eastAsia="Consolas" w:hAnsi="Consolas"/>
                 <w:i w:val="1"/>
+                <w:iCs w:val="1"/>
                 <w:color w:val="333333"/>
                 <w:shd w:fill="f8f8f8" w:val="clear"/>
                 <w:rtl w:val="0"/>
@@ -1720,6 +1814,7 @@
               <w:rPr>
                 <w:rFonts w:ascii="Consolas" w:cs="Consolas" w:eastAsia="Consolas" w:hAnsi="Consolas"/>
                 <w:i w:val="1"/>
+                <w:iCs w:val="1"/>
                 <w:color w:val="999988"/>
                 <w:shd w:fill="f8f8f8" w:val="clear"/>
                 <w:rtl w:val="0"/>
@@ -1730,6 +1825,7 @@
               <w:rPr>
                 <w:rFonts w:ascii="Consolas" w:cs="Consolas" w:eastAsia="Consolas" w:hAnsi="Consolas"/>
                 <w:i w:val="1"/>
+                <w:iCs w:val="1"/>
                 <w:color w:val="333333"/>
                 <w:shd w:fill="f8f8f8" w:val="clear"/>
                 <w:rtl w:val="0"/>
@@ -1740,7 +1836,9 @@
               <w:rPr>
                 <w:rFonts w:ascii="Consolas" w:cs="Consolas" w:eastAsia="Consolas" w:hAnsi="Consolas"/>
                 <w:b w:val="1"/>
-                <w:i w:val="1"/>
+                <w:bCs w:val="1"/>
+                <w:i w:val="1"/>
+                <w:iCs w:val="1"/>
                 <w:color w:val="333333"/>
                 <w:shd w:fill="f8f8f8" w:val="clear"/>
                 <w:rtl w:val="0"/>
@@ -1751,6 +1849,7 @@
               <w:rPr>
                 <w:rFonts w:ascii="Consolas" w:cs="Consolas" w:eastAsia="Consolas" w:hAnsi="Consolas"/>
                 <w:i w:val="1"/>
+                <w:iCs w:val="1"/>
                 <w:color w:val="333333"/>
                 <w:shd w:fill="f8f8f8" w:val="clear"/>
                 <w:rtl w:val="0"/>
@@ -1871,7 +1970,9 @@
       <w:r>
         <w:rPr>
           <w:b w:val="1"/>
+          <w:bCs w:val="1"/>
           <w:i w:val="1"/>
+          <w:iCs w:val="1"/>
           <w:rtl w:val="0"/>
         </w:rPr>
         <w:t xml:space="preserve">alpineapache</w:t>
@@ -1885,7 +1986,9 @@
       <w:r>
         <w:rPr>
           <w:b w:val="1"/>
+          <w:bCs w:val="1"/>
           <w:i w:val="1"/>
+          <w:iCs w:val="1"/>
           <w:rtl w:val="0"/>
         </w:rPr>
         <w:t xml:space="preserve">Dockerfile</w:t>
@@ -1908,12 +2011,12 @@
           <wp:inline distB="114300" distT="114300" distL="114300" distR="114300">
             <wp:extent cx="6120000" cy="965200"/>
             <wp:effectExtent b="0" l="0" r="0" t="0"/>
-            <wp:docPr id="1" name="image1.png"/>
+            <wp:docPr id="1" name="image4.png"/>
             <a:graphic>
               <a:graphicData uri="http://schemas.openxmlformats.org/drawingml/2006/picture">
                 <pic:pic>
                   <pic:nvPicPr>
-                    <pic:cNvPr id="0" name="image1.png"/>
+                    <pic:cNvPr id="0" name="image4.png"/>
                     <pic:cNvPicPr preferRelativeResize="0"/>
                   </pic:nvPicPr>
                   <pic:blipFill>
@@ -2088,7 +2191,9 @@
       <w:r>
         <w:rPr>
           <w:b w:val="1"/>
+          <w:bCs w:val="1"/>
           <w:i w:val="1"/>
+          <w:iCs w:val="1"/>
           <w:rtl w:val="0"/>
         </w:rPr>
         <w:t xml:space="preserve">php_info()</w:t>
@@ -2557,6 +2662,7 @@
     <w:rPr>
       <w:rFonts w:ascii="Arial" w:cs="Arial" w:eastAsia="Arial" w:hAnsi="Arial"/>
       <w:b w:val="0"/>
+      <w:bCs w:val="0"/>
       <w:smallCaps w:val="0"/>
       <w:color w:val="669966"/>
       <w:sz w:val="22"/>
@@ -2577,7 +2683,9 @@
     <w:rPr>
       <w:rFonts w:ascii="Arial" w:cs="Arial" w:eastAsia="Arial" w:hAnsi="Arial"/>
       <w:b w:val="1"/>
+      <w:bCs w:val="1"/>
       <w:i w:val="1"/>
+      <w:iCs w:val="1"/>
       <w:smallCaps w:val="0"/>
       <w:sz w:val="21"/>
       <w:szCs w:val="21"/>
@@ -2598,6 +2706,7 @@
     <w:rPr>
       <w:rFonts w:ascii="Arial" w:cs="Arial" w:eastAsia="Arial" w:hAnsi="Arial"/>
       <w:b w:val="1"/>
+      <w:bCs w:val="1"/>
       <w:smallCaps w:val="1"/>
       <w:sz w:val="24"/>
       <w:szCs w:val="24"/>
@@ -2615,6 +2724,7 @@
     </w:pPr>
     <w:rPr>
       <w:b w:val="1"/>
+      <w:bCs w:val="1"/>
       <w:sz w:val="20"/>
       <w:szCs w:val="20"/>
     </w:rPr>
@@ -2631,6 +2741,7 @@
     </w:pPr>
     <w:rPr>
       <w:b w:val="1"/>
+      <w:bCs w:val="1"/>
       <w:sz w:val="72"/>
       <w:szCs w:val="72"/>
     </w:rPr>
@@ -2648,6 +2759,7 @@
     <w:rPr>
       <w:rFonts w:ascii="Georgia" w:cs="Georgia" w:eastAsia="Georgia" w:hAnsi="Georgia"/>
       <w:i w:val="1"/>
+      <w:iCs w:val="1"/>
       <w:color w:val="666666"/>
       <w:sz w:val="48"/>
       <w:szCs w:val="48"/>
